--- a/review/sex-code-audit-memo.docx
+++ b/review/sex-code-audit-memo.docx
@@ -1182,7 +1182,7 @@
               <w:pStyle w:val="Compact"/>
             </w:pPr>
             <w:r>
-              <w:t xml:space="preserve">1006.9</w:t>
+              <w:t xml:space="preserve">1007.8</w:t>
             </w:r>
           </w:p>
         </w:tc>
@@ -1197,7 +1197,7 @@
                 <w:b/>
                 <w:bCs/>
               </w:rPr>
-              <w:t xml:space="preserve">+335.8</w:t>
+              <w:t xml:space="preserve">+336.7</w:t>
             </w:r>
           </w:p>
         </w:tc>
@@ -1278,7 +1278,7 @@
               <w:pStyle w:val="Compact"/>
             </w:pPr>
             <w:r>
-              <w:t xml:space="preserve">138.3</w:t>
+              <w:t xml:space="preserve">134.8</w:t>
             </w:r>
           </w:p>
         </w:tc>
@@ -1293,7 +1293,7 @@
                 <w:b/>
                 <w:bCs/>
               </w:rPr>
-              <w:t xml:space="preserve">+85.7</w:t>
+              <w:t xml:space="preserve">+82.1</w:t>
             </w:r>
           </w:p>
         </w:tc>
@@ -1340,7 +1340,7 @@
                 <w:b/>
                 <w:bCs/>
               </w:rPr>
-              <w:t xml:space="preserve">2016.9</w:t>
+              <w:t xml:space="preserve">2014.1</w:t>
             </w:r>
           </w:p>
         </w:tc>
@@ -1355,7 +1355,7 @@
                 <w:b/>
                 <w:bCs/>
               </w:rPr>
-              <w:t xml:space="preserve">+370.5</w:t>
+              <w:t xml:space="preserve">+367.7</w:t>
             </w:r>
           </w:p>
         </w:tc>
@@ -1404,6 +1404,14 @@
         </w:tc>
       </w:tr>
     </w:tbl>
+    <w:p>
+      <w:pPr>
+        <w:pStyle w:val="BodyText"/>
+      </w:pPr>
+      <w:r>
+        <w:t xml:space="preserve">Both fits are the best of 21 starts; see section 8 on why that matters.</w:t>
+      </w:r>
+    </w:p>
     <w:p>
       <w:pPr>
         <w:pStyle w:val="BodyText"/>
@@ -2040,6 +2048,86 @@
         <w:t xml:space="preserve">and every other fleet is left as coded.</w:t>
       </w:r>
     </w:p>
+    <w:p>
+      <w:pPr>
+        <w:pStyle w:val="BodyText"/>
+      </w:pPr>
+      <w:r>
+        <w:t xml:space="preserve">Establishing this took more care than we first applied, for a reason that</w:t>
+      </w:r>
+      <w:r>
+        <w:t xml:space="preserve"> </w:t>
+      </w:r>
+      <w:r>
+        <w:t xml:space="preserve">matters beyond this question.</w:t>
+      </w:r>
+      <w:r>
+        <w:t xml:space="preserve"> </w:t>
+      </w:r>
+      <w:r>
+        <w:rPr>
+          <w:b/>
+          <w:bCs/>
+        </w:rPr>
+        <w:t xml:space="preserve">The likelihood surface is strongly</w:t>
+      </w:r>
+      <w:r>
+        <w:rPr>
+          <w:b/>
+          <w:bCs/>
+        </w:rPr>
+        <w:t xml:space="preserve"> </w:t>
+      </w:r>
+      <w:r>
+        <w:rPr>
+          <w:b/>
+          <w:bCs/>
+        </w:rPr>
+        <w:t xml:space="preserve">multi-modal.</w:t>
+      </w:r>
+      <w:r>
+        <w:t xml:space="preserve"> </w:t>
+      </w:r>
+      <w:r>
+        <w:t xml:space="preserve">Perturbed configurations started from the supplied control</w:t>
+      </w:r>
+      <w:r>
+        <w:t xml:space="preserve"> </w:t>
+      </w:r>
+      <w:r>
+        <w:t xml:space="preserve">values converge, with small maximum gradient components and no parameter</w:t>
+      </w:r>
+      <w:r>
+        <w:t xml:space="preserve"> </w:t>
+      </w:r>
+      <w:r>
+        <w:t xml:space="preserve">at a bound, to optima several hundred likelihood units worse than the</w:t>
+      </w:r>
+      <w:r>
+        <w:t xml:space="preserve"> </w:t>
+      </w:r>
+      <w:r>
+        <w:t xml:space="preserve">same configuration started elsewhere. Every figure below is therefore the</w:t>
+      </w:r>
+      <w:r>
+        <w:t xml:space="preserve"> </w:t>
+      </w:r>
+      <w:r>
+        <w:t xml:space="preserve">best of 21 starts: the supplied values, a warm start from A0’s solution</w:t>
+      </w:r>
+      <w:r>
+        <w:t xml:space="preserve"> </w:t>
+      </w:r>
+      <w:r>
+        <w:t xml:space="preserve">where the parameter vector permits, and 19 seeded jitters. A0 itself is</w:t>
+      </w:r>
+      <w:r>
+        <w:t xml:space="preserve"> </w:t>
+      </w:r>
+      <w:r>
+        <w:t xml:space="preserve">robust – all 21 starts return 1646.38.</w:t>
+      </w:r>
+    </w:p>
     <w:tbl>
       <w:tblPr>
         <w:tblStyle w:val="Table"/>
@@ -2142,7 +2230,7 @@
               <w:pStyle w:val="Compact"/>
             </w:pPr>
             <w:r>
-              <w:t xml:space="preserve">34.9</w:t>
+              <w:t xml:space="preserve">34.1</w:t>
             </w:r>
           </w:p>
         </w:tc>
@@ -2188,7 +2276,7 @@
               <w:pStyle w:val="Compact"/>
             </w:pPr>
             <w:r>
-              <w:t xml:space="preserve">67.8</w:t>
+              <w:t xml:space="preserve">66.6</w:t>
             </w:r>
           </w:p>
         </w:tc>
@@ -2250,7 +2338,7 @@
                 <w:b/>
                 <w:bCs/>
               </w:rPr>
-              <w:t xml:space="preserve">119.5</w:t>
+              <w:t xml:space="preserve">119.6</w:t>
             </w:r>
           </w:p>
         </w:tc>
@@ -2285,18 +2373,18 @@
               <w:pStyle w:val="Compact"/>
             </w:pPr>
             <w:r>
-              <w:t xml:space="preserve">129.1</w:t>
-            </w:r>
-          </w:p>
-        </w:tc>
-        <w:tc>
-          <w:tcPr/>
-          <w:p>
-            <w:pPr>
-              <w:pStyle w:val="Compact"/>
-            </w:pPr>
-            <w:r>
-              <w:t xml:space="preserve">35.1</w:t>
+              <w:t xml:space="preserve">128.9</w:t>
+            </w:r>
+          </w:p>
+        </w:tc>
+        <w:tc>
+          <w:tcPr/>
+          <w:p>
+            <w:pPr>
+              <w:pStyle w:val="Compact"/>
+            </w:pPr>
+            <w:r>
+              <w:t xml:space="preserve">34.9</w:t>
             </w:r>
           </w:p>
         </w:tc>
@@ -2331,18 +2419,18 @@
               <w:pStyle w:val="Compact"/>
             </w:pPr>
             <w:r>
-              <w:t xml:space="preserve">288.9</w:t>
-            </w:r>
-          </w:p>
-        </w:tc>
-        <w:tc>
-          <w:tcPr/>
-          <w:p>
-            <w:pPr>
-              <w:pStyle w:val="Compact"/>
-            </w:pPr>
-            <w:r>
-              <w:t xml:space="preserve">172.0</w:t>
+              <w:t xml:space="preserve">289.0</w:t>
+            </w:r>
+          </w:p>
+        </w:tc>
+        <w:tc>
+          <w:tcPr/>
+          <w:p>
+            <w:pPr>
+              <w:pStyle w:val="Compact"/>
+            </w:pPr>
+            <w:r>
+              <w:t xml:space="preserve">169.8</w:t>
             </w:r>
           </w:p>
         </w:tc>
@@ -2377,18 +2465,80 @@
               <w:pStyle w:val="Compact"/>
             </w:pPr>
             <w:r>
-              <w:t xml:space="preserve">280.6</w:t>
-            </w:r>
-          </w:p>
-        </w:tc>
-        <w:tc>
-          <w:tcPr/>
-          <w:p>
-            <w:pPr>
-              <w:pStyle w:val="Compact"/>
-            </w:pPr>
-            <w:r>
-              <w:t xml:space="preserve">917.6</w:t>
+              <w:t xml:space="preserve">281.6</w:t>
+            </w:r>
+          </w:p>
+        </w:tc>
+        <w:tc>
+          <w:tcPr/>
+          <w:p>
+            <w:pPr>
+              <w:pStyle w:val="Compact"/>
+            </w:pPr>
+            <w:r>
+              <w:t xml:space="preserve">257.8</w:t>
+            </w:r>
+          </w:p>
+        </w:tc>
+      </w:tr>
+      <w:tr>
+        <w:tc>
+          <w:tcPr/>
+          <w:p>
+            <w:pPr>
+              <w:pStyle w:val="Compact"/>
+            </w:pPr>
+            <w:r>
+              <w:rPr>
+                <w:b/>
+                <w:bCs/>
+              </w:rPr>
+              <w:t xml:space="preserve">Length-comp total</w:t>
+            </w:r>
+          </w:p>
+        </w:tc>
+        <w:tc>
+          <w:tcPr/>
+          <w:p>
+            <w:pPr>
+              <w:pStyle w:val="Compact"/>
+            </w:pPr>
+            <w:r>
+              <w:rPr>
+                <w:b/>
+                <w:bCs/>
+              </w:rPr>
+              <w:t xml:space="preserve">671.1</w:t>
+            </w:r>
+          </w:p>
+        </w:tc>
+        <w:tc>
+          <w:tcPr/>
+          <w:p>
+            <w:pPr>
+              <w:pStyle w:val="Compact"/>
+            </w:pPr>
+            <w:r>
+              <w:rPr>
+                <w:b/>
+                <w:bCs/>
+              </w:rPr>
+              <w:t xml:space="preserve">1007.8</w:t>
+            </w:r>
+          </w:p>
+        </w:tc>
+        <w:tc>
+          <w:tcPr/>
+          <w:p>
+            <w:pPr>
+              <w:pStyle w:val="Compact"/>
+            </w:pPr>
+            <w:r>
+              <w:rPr>
+                <w:b/>
+                <w:bCs/>
+              </w:rPr>
+              <w:t xml:space="preserve">682.7</w:t>
             </w:r>
           </w:p>
         </w:tc>
@@ -2435,7 +2585,7 @@
                 <w:b/>
                 <w:bCs/>
               </w:rPr>
-              <w:t xml:space="preserve">2016.9</w:t>
+              <w:t xml:space="preserve">2014.1</w:t>
             </w:r>
           </w:p>
         </w:tc>
@@ -2450,7 +2600,7 @@
                 <w:b/>
                 <w:bCs/>
               </w:rPr>
-              <w:t xml:space="preserve">2309.1</w:t>
+              <w:t xml:space="preserve">1664.0</w:t>
             </w:r>
           </w:p>
         </w:tc>
@@ -2467,25 +2617,37 @@
         <w:t xml:space="preserve"> </w:t>
       </w:r>
       <w:r>
-        <w:t xml:space="preserve">when all fleets are swapped, 119.5 when it alone is swapped. The only</w:t>
-      </w:r>
-      <w:r>
-        <w:t xml:space="preserve"> </w:t>
-      </w:r>
-      <w:r>
-        <w:t xml:space="preserve">fleet that improves anywhere is Bottom Trawl Discards, by 4.0 units under</w:t>
-      </w:r>
-      <w:r>
-        <w:t xml:space="preserve"> </w:t>
-      </w:r>
-      <w:r>
-        <w:t xml:space="preserve">the global swap, and that is the fleet with essentially no sex difference</w:t>
-      </w:r>
-      <w:r>
-        <w:t xml:space="preserve"> </w:t>
-      </w:r>
-      <w:r>
-        <w:t xml:space="preserve">to begin with (+1.0 cm).</w:t>
+        <w:t xml:space="preserve">when every fleet is swapped, 119.6 when it alone is swapped. Under the</w:t>
+      </w:r>
+      <w:r>
+        <w:t xml:space="preserve"> </w:t>
+      </w:r>
+      <w:r>
+        <w:t xml:space="preserve">single-fleet swap the penalty is almost entirely confined to the fleet</w:t>
+      </w:r>
+      <w:r>
+        <w:t xml:space="preserve"> </w:t>
+      </w:r>
+      <w:r>
+        <w:t xml:space="preserve">that was swapped – 11.5 units of a total 11.6-unit change in the</w:t>
+      </w:r>
+      <w:r>
+        <w:t xml:space="preserve"> </w:t>
+      </w:r>
+      <w:r>
+        <w:t xml:space="preserve">length-composition likelihood – and the other five fleets move by at</w:t>
+      </w:r>
+      <w:r>
+        <w:t xml:space="preserve"> </w:t>
+      </w:r>
+      <w:r>
+        <w:t xml:space="preserve">most 1.3 units either way. The fleet that generated the anomaly is the</w:t>
+      </w:r>
+      <w:r>
+        <w:t xml:space="preserve"> </w:t>
+      </w:r>
+      <w:r>
+        <w:t xml:space="preserve">fleet whose own data most directly reject reversing it.</w:t>
       </w:r>
     </w:p>
     <w:p>
@@ -2493,61 +2655,25 @@
         <w:pStyle w:val="BodyText"/>
       </w:pPr>
       <w:r>
-        <w:t xml:space="preserve">The single-fleet swap is also the worst configuration overall, at 2309.1</w:t>
-      </w:r>
-      <w:r>
-        <w:t xml:space="preserve"> </w:t>
-      </w:r>
-      <w:r>
-        <w:t xml:space="preserve">against 1646.4 as coded. This is informative rather than incidental. The</w:t>
-      </w:r>
-      <w:r>
-        <w:t xml:space="preserve"> </w:t>
-      </w:r>
-      <w:r>
-        <w:t xml:space="preserve">compositions are entered as joint sex-length vectors (sex code 3), so they</w:t>
-      </w:r>
-      <w:r>
-        <w:t xml:space="preserve"> </w:t>
-      </w:r>
-      <w:r>
-        <w:t xml:space="preserve">jointly constrain the population sex ratio and the fleets are not</w:t>
-      </w:r>
-      <w:r>
-        <w:t xml:space="preserve"> </w:t>
-      </w:r>
-      <w:r>
-        <w:t xml:space="preserve">independent. One fleet disagreeing with five others is harder to</w:t>
-      </w:r>
-      <w:r>
-        <w:t xml:space="preserve"> </w:t>
-      </w:r>
-      <w:r>
-        <w:t xml:space="preserve">accommodate than a uniform reversal. SYN absorbs most of the penalty</w:t>
-      </w:r>
-      <w:r>
-        <w:t xml:space="preserve"> </w:t>
-      </w:r>
-      <w:r>
-        <w:t xml:space="preserve">(+658.5) because it has the most rows and the broadest length coverage;</w:t>
-      </w:r>
-      <w:r>
-        <w:t xml:space="preserve"> </w:t>
-      </w:r>
-      <w:r>
-        <w:t xml:space="preserve">its selectivity is estimated independently (pattern 24, not mirrored to</w:t>
-      </w:r>
-      <w:r>
-        <w:t xml:space="preserve"> </w:t>
-      </w:r>
-      <w:r>
-        <w:t xml:space="preserve">midwater trawl), so the penalty propagates through the shared population</w:t>
-      </w:r>
-      <w:r>
-        <w:t xml:space="preserve"> </w:t>
-      </w:r>
-      <w:r>
-        <w:t xml:space="preserve">rather than through shared parameters.</w:t>
+        <w:t xml:space="preserve">The single-fleet swap costs 17.6 units in total against A0, on identical</w:t>
+      </w:r>
+      <w:r>
+        <w:t xml:space="preserve"> </w:t>
+      </w:r>
+      <w:r>
+        <w:t xml:space="preserve">data and an identical parameter count. That is a decisive preference in</w:t>
+      </w:r>
+      <w:r>
+        <w:t xml:space="preserve"> </w:t>
+      </w:r>
+      <w:r>
+        <w:t xml:space="preserve">likelihood terms without being dramatic, and it is a smaller margin than</w:t>
+      </w:r>
+      <w:r>
+        <w:t xml:space="preserve"> </w:t>
+      </w:r>
+      <w:r>
+        <w:t xml:space="preserve">the global reversal’s 367.7.</w:t>
       </w:r>
     </w:p>
     <w:bookmarkEnd w:id="18"/>
@@ -2671,6 +2797,108 @@
       </w:r>
       <w:r>
         <w:t xml:space="preserve">the source is cited in section 1 above and is publicly available.</w:t>
+      </w:r>
+    </w:p>
+    <w:p>
+      <w:pPr>
+        <w:pStyle w:val="Compact"/>
+        <w:numPr>
+          <w:ilvl w:val="0"/>
+          <w:numId w:val="1001"/>
+        </w:numPr>
+      </w:pPr>
+      <w:r>
+        <w:rPr>
+          <w:b/>
+          <w:bCs/>
+        </w:rPr>
+        <w:t xml:space="preserve">New, and relevant to the S.10 programme: this surface is</w:t>
+      </w:r>
+      <w:r>
+        <w:rPr>
+          <w:b/>
+          <w:bCs/>
+        </w:rPr>
+        <w:t xml:space="preserve"> </w:t>
+      </w:r>
+      <w:r>
+        <w:rPr>
+          <w:b/>
+          <w:bCs/>
+        </w:rPr>
+        <w:t xml:space="preserve">multi-modal.</w:t>
+      </w:r>
+      <w:r>
+        <w:t xml:space="preserve"> </w:t>
+      </w:r>
+      <w:r>
+        <w:t xml:space="preserve">Single-start fits of perturbed configurations landed up</w:t>
+      </w:r>
+      <w:r>
+        <w:t xml:space="preserve"> </w:t>
+      </w:r>
+      <w:r>
+        <w:t xml:space="preserve">to 645 likelihood units above the best optimum we could find for the</w:t>
+      </w:r>
+      <w:r>
+        <w:t xml:space="preserve"> </w:t>
+      </w:r>
+      <w:r>
+        <w:t xml:space="preserve">same configuration, converging cleanly each time. No diagnostic in</w:t>
+      </w:r>
+      <w:r>
+        <w:t xml:space="preserve"> </w:t>
+      </w:r>
+      <w:r>
+        <w:t xml:space="preserve">S.10 can be interpreted from a single fit, and we would want to know</w:t>
+      </w:r>
+      <w:r>
+        <w:t xml:space="preserve"> </w:t>
+      </w:r>
+      <w:r>
+        <w:t xml:space="preserve">whether the published sensitivities were multi-started before their</w:t>
+      </w:r>
+      <w:r>
+        <w:t xml:space="preserve"> </w:t>
+      </w:r>
+      <w:r>
+        <w:t xml:space="preserve">likelihoods are compared with one another or combined in an ensemble.</w:t>
+      </w:r>
+      <w:r>
+        <w:t xml:space="preserve"> </w:t>
+      </w:r>
+      <w:r>
+        <w:t xml:space="preserve">The alternative modes are interpretable rather than numerical noise: at</w:t>
+      </w:r>
+      <w:r>
+        <w:t xml:space="preserve"> </w:t>
+      </w:r>
+      <w:r>
+        <w:t xml:space="preserve">the poor SYN optimum the male apex selectivity scale falls from 0.934 to</w:t>
+      </w:r>
+      <w:r>
+        <w:t xml:space="preserve"> </w:t>
+      </w:r>
+      <w:r>
+        <w:t xml:space="preserve">0.446, so the model explains the same sex composition by deciding the</w:t>
+      </w:r>
+      <w:r>
+        <w:t xml:space="preserve"> </w:t>
+      </w:r>
+      <w:r>
+        <w:t xml:space="preserve">survey barely catches males. That the data admit both readings is</w:t>
+      </w:r>
+      <w:r>
+        <w:t xml:space="preserve"> </w:t>
+      </w:r>
+      <w:r>
+        <w:t xml:space="preserve">independent support for your S.5 concern that sex-specific selectivity</w:t>
+      </w:r>
+      <w:r>
+        <w:t xml:space="preserve"> </w:t>
+      </w:r>
+      <w:r>
+        <w:t xml:space="preserve">is weakly identified.</w:t>
       </w:r>
     </w:p>
     <w:p>

--- a/review/sex-code-audit-memo.docx
+++ b/review/sex-code-audit-memo.docx
@@ -3066,19 +3066,25 @@
         </w:numPr>
       </w:pPr>
       <w:r>
-        <w:t xml:space="preserve">Note that A8 (HBLL only) returns depletion 0.997 with zero standard</w:t>
-      </w:r>
-      <w:r>
-        <w:t xml:space="preserve"> </w:t>
-      </w:r>
-      <w:r>
-        <w:t xml:space="preserve">deviation and an unfished spawning output of 1.08e7. It appears to carry</w:t>
-      </w:r>
-      <w:r>
-        <w:t xml:space="preserve"> </w:t>
-      </w:r>
-      <w:r>
-        <w:t xml:space="preserve">no scale information and should not be given weight in an ensemble.</w:t>
+        <w:t xml:space="preserve">A8 (HBLL only) returns depletion 0.997 with zero standard deviation</w:t>
+      </w:r>
+      <w:r>
+        <w:t xml:space="preserve"> </w:t>
+      </w:r>
+      <w:r>
+        <w:t xml:space="preserve">and an unfished spawning output of 1.08e7. This matches the authors’</w:t>
+      </w:r>
+      <w:r>
+        <w:t xml:space="preserve"> </w:t>
+      </w:r>
+      <w:r>
+        <w:t xml:space="preserve">own account – Res. Doc. section 3.3.1 records unresolvable convergence</w:t>
+      </w:r>
+      <w:r>
+        <w:t xml:space="preserve"> </w:t>
+      </w:r>
+      <w:r>
+        <w:t xml:space="preserve">issues and excludes A8 – so it is corroboration, not a new issue.</w:t>
       </w:r>
     </w:p>
     <w:p>
